--- a/01-开发设计文档.docx
+++ b/01-开发设计文档.docx
@@ -115,12 +115,12 @@
     </w:p>
     <w:p>
       <w:r>
-        <w:t>元框架调度层）。在本次参赛中，它不再只是一个工具，而是**被 Nexent 智能体编排、激活与验证的</w:t>
+        <w:t>元框架调度层）。**作品核心是检索–推理链与本体构建流程，工作台不是主体，而是「能力沉淀与</w:t>
       </w:r>
     </w:p>
     <w:p>
       <w:r>
-        <w:t>真实工程资产**：工作台把自己的真实运行数据（任务对账、提交历史、演示链健康度）通过</w:t>
+        <w:t>可迁移性」的佐证**：它把自己的真实运行数据（任务对账、提交历史、演示链健康度）通过</w:t>
       </w:r>
     </w:p>
     <w:p>
@@ -145,7 +145,21 @@
     </w:p>
     <w:p>
       <w:r>
-        <w:t>让智能体的回答从「凭模型记忆」变成「可逐字段复核的事实」。</w:t>
+        <w:t>让智能体的回答从「凭模型记忆」变成「可逐字段复核的事实」。它的价值不在于「也是我们做的」，</w:t>
+      </w:r>
+    </w:p>
+    <w:p>
+      <w:r>
+        <w:t>而在于</w:t>
+      </w:r>
+      <w:r>
+        <w:rPr>
+          <w:b/>
+        </w:rPr>
+        <w:t>证明同一套方法在另一个平台上也能落地</w:t>
+      </w:r>
+      <w:r>
+        <w:t>（同一套判据、同一套本体格式、同一个 MCP 协议）。</w:t>
       </w:r>
     </w:p>
     <w:p>
@@ -215,6 +229,504 @@
           </w:tcPr>
           <w:p>
             <w:r>
+              <w:rPr>
+                <w:b/>
+              </w:rPr>
+              <w:t>多模态异构数据</w:t>
+            </w:r>
+            <w:r>
+              <w:t>（文本 / 表格 / 图文）统一识别、理解与资产标识</w:t>
+            </w:r>
+          </w:p>
+        </w:tc>
+        <w:tc>
+          <w:tcPr>
+            <w:tcW w:type="dxa" w:w="2880"/>
+          </w:tcPr>
+          <w:p>
+            <w:r>
+              <w:t xml:space="preserve">两层：① </w:t>
+            </w:r>
+            <w:r>
+              <w:rPr>
+                <w:rFonts w:ascii="Consolas" w:hAnsi="Consolas"/>
+                <w:sz w:val="18"/>
+              </w:rPr>
+              <w:t>tools/extract-tables.py</w:t>
+            </w:r>
+            <w:r>
+              <w:t xml:space="preserve"> 从 PDF 抽矢量线表格 → markdown + 线性化文本（pymupdf 1.28.2，自测 10/10）；② </w:t>
+            </w:r>
+            <w:r>
+              <w:rPr>
+                <w:rFonts w:ascii="Consolas" w:hAnsi="Consolas"/>
+                <w:sz w:val="18"/>
+              </w:rPr>
+              <w:t>tools/detect-tables.py</w:t>
+            </w:r>
+            <w:r>
+              <w:t xml:space="preserve"> 对已清洗语料识别「序号表头」结构并还原行列（自测 9/9）。实测 15,000 块命中 </w:t>
+            </w:r>
+            <w:r>
+              <w:rPr>
+                <w:b/>
+              </w:rPr>
+              <w:t>1,205 块真表格</w:t>
+            </w:r>
+            <w:r>
+              <w:t>（</w:t>
+            </w:r>
+            <w:r>
+              <w:rPr>
+                <w:rFonts w:ascii="Consolas" w:hAnsi="Consolas"/>
+                <w:sz w:val="18"/>
+              </w:rPr>
+              <w:t>has_table=True</w:t>
+            </w:r>
+            <w:r>
+              <w:t xml:space="preserve">），还原 3–7 列；③ </w:t>
+            </w:r>
+            <w:r>
+              <w:rPr>
+                <w:b/>
+              </w:rPr>
+              <w:t>资产标识</w:t>
+            </w:r>
+            <w:r>
+              <w:t xml:space="preserve">：每条三元组的 </w:t>
+            </w:r>
+            <w:r>
+              <w:rPr>
+                <w:rFonts w:ascii="Consolas" w:hAnsi="Consolas"/>
+                <w:sz w:val="18"/>
+              </w:rPr>
+              <w:t>provenance</w:t>
+            </w:r>
+            <w:r>
+              <w:t xml:space="preserve"> 带 </w:t>
+            </w:r>
+            <w:r>
+              <w:rPr>
+                <w:rFonts w:ascii="Consolas" w:hAnsi="Consolas"/>
+                <w:sz w:val="18"/>
+              </w:rPr>
+              <w:t>asset_id</w:t>
+            </w:r>
+            <w:r>
+              <w:t xml:space="preserve">（文档级，= </w:t>
+            </w:r>
+            <w:r>
+              <w:rPr>
+                <w:rFonts w:ascii="Consolas" w:hAnsi="Consolas"/>
+                <w:sz w:val="18"/>
+              </w:rPr>
+              <w:t>sha256(doc_id)[:16]</w:t>
+            </w:r>
+            <w:r>
+              <w:t xml:space="preserve">）与 </w:t>
+            </w:r>
+            <w:r>
+              <w:rPr>
+                <w:rFonts w:ascii="Consolas" w:hAnsi="Consolas"/>
+                <w:sz w:val="18"/>
+              </w:rPr>
+              <w:t>asset_type</w:t>
+            </w:r>
+            <w:r>
+              <w:t xml:space="preserve">，与块级 </w:t>
+            </w:r>
+            <w:r>
+              <w:rPr>
+                <w:rFonts w:ascii="Consolas" w:hAnsi="Consolas"/>
+                <w:sz w:val="18"/>
+              </w:rPr>
+              <w:t>chunk_id</w:t>
+            </w:r>
+            <w:r>
+              <w:t xml:space="preserve"> 构成两级回查；</w:t>
+            </w:r>
+            <w:r>
+              <w:rPr>
+                <w:rFonts w:ascii="Consolas" w:hAnsi="Consolas"/>
+                <w:sz w:val="18"/>
+              </w:rPr>
+              <w:t>tools/asset-manifest.py</w:t>
+            </w:r>
+            <w:r>
+              <w:t xml:space="preserve"> 反查「这个资产贡献了哪些事实」（12,594 条三元组 → </w:t>
+            </w:r>
+            <w:r>
+              <w:rPr>
+                <w:b/>
+              </w:rPr>
+              <w:t>3,752 个资产</w:t>
+            </w:r>
+            <w:r>
+              <w:t xml:space="preserve">，平均 1.32 块/资产）。④ </w:t>
+            </w:r>
+            <w:r>
+              <w:rPr>
+                <w:b/>
+              </w:rPr>
+              <w:t>图文/扫描件</w:t>
+            </w:r>
+            <w:r>
+              <w:t>：</w:t>
+            </w:r>
+            <w:r>
+              <w:rPr>
+                <w:rFonts w:ascii="Consolas" w:hAnsi="Consolas"/>
+                <w:sz w:val="18"/>
+              </w:rPr>
+              <w:t>tools/live-ingest.py</w:t>
+            </w:r>
+            <w:r>
+              <w:t xml:space="preserve"> 接 </w:t>
+            </w:r>
+            <w:r>
+              <w:rPr>
+                <w:rFonts w:ascii="Consolas" w:hAnsi="Consolas"/>
+                <w:sz w:val="18"/>
+              </w:rPr>
+              <w:t>rapidocr-onnxruntime</w:t>
+            </w:r>
+            <w:r>
+              <w:t xml:space="preserve"> 1.4.4（纯 Python + ONNX，无外部二进制）。</w:t>
+            </w:r>
+            <w:r>
+              <w:rPr>
+                <w:b/>
+              </w:rPr>
+              <w:t>长图必须切片</w:t>
+            </w:r>
+            <w:r>
+              <w:t xml:space="preserve"> —— 整图 OCR 会因 resize 失真（750×11550 的长图整图只出 197 字且大量乱码；按 1200px 切片 + 2 倍放大后 244 段 / 3,148 字且可读）。</w:t>
+            </w:r>
+            <w:r>
+              <w:rPr>
+                <w:b/>
+              </w:rPr>
+              <w:t>列表页必须用浏览器渲染</w:t>
+            </w:r>
+            <w:r>
+              <w:t xml:space="preserve"> —— 工信部 </w:t>
+            </w:r>
+            <w:r>
+              <w:rPr>
+                <w:rFonts w:ascii="Consolas" w:hAnsi="Consolas"/>
+                <w:sz w:val="18"/>
+              </w:rPr>
+              <w:t>/zwgk/zcjd/index.html</w:t>
+            </w:r>
+            <w:r>
+              <w:t xml:space="preserve"> 用 </w:t>
+            </w:r>
+            <w:r>
+              <w:rPr>
+                <w:rFonts w:ascii="Consolas" w:hAnsi="Consolas"/>
+                <w:sz w:val="18"/>
+              </w:rPr>
+              <w:t>curl</w:t>
+            </w:r>
+            <w:r>
+              <w:t xml:space="preserve"> 只得 5,074 B 空壳（art 链接 0 个），bsk + Chrome 渲染后拿到 </w:t>
+            </w:r>
+            <w:r>
+              <w:rPr>
+                <w:b/>
+              </w:rPr>
+              <w:t>55 个链接、19 条「一图读懂」</w:t>
+            </w:r>
+            <w:r>
+              <w:t xml:space="preserve">。实测抓 10 篇 → 12 张超长竖图 → </w:t>
+            </w:r>
+            <w:r>
+              <w:rPr>
+                <w:b/>
+              </w:rPr>
+              <w:t>32,876 字 → 46 块 → strict 1 / loose 175 条三元组</w:t>
+            </w:r>
+            <w:r>
+              <w:t xml:space="preserve">，覆盖绿色工厂 / 绿色算力 / 医药工业 / 电子信息制造 / 信息通信 / 电动自行车充电桩（GB 47371—2026）/ 中小企业 / 汽车外廓尺寸（GB 1589—2026）/ 安全应急装备 / 民爆 / 智能网联汽车自动驾驶（GB 44721—2026）。证据 </w:t>
+            </w:r>
+            <w:r>
+              <w:rPr>
+                <w:rFonts w:ascii="Consolas" w:hAnsi="Consolas"/>
+                <w:sz w:val="18"/>
+              </w:rPr>
+              <w:t>evidence/yitu-chunks-v2.jsonl</w:t>
+            </w:r>
+            <w:r>
+              <w:t>、</w:t>
+            </w:r>
+            <w:r>
+              <w:rPr>
+                <w:rFonts w:ascii="Consolas" w:hAnsi="Consolas"/>
+                <w:sz w:val="18"/>
+              </w:rPr>
+              <w:t>yitu-triples-v2-strict.jsonl</w:t>
+            </w:r>
+            <w:r>
+              <w:t>、</w:t>
+            </w:r>
+            <w:r>
+              <w:rPr>
+                <w:rFonts w:ascii="Consolas" w:hAnsi="Consolas"/>
+                <w:sz w:val="18"/>
+              </w:rPr>
+              <w:t>yitu-triples-v2-loose.jsonl</w:t>
+            </w:r>
+            <w:r>
+              <w:t>、</w:t>
+            </w:r>
+            <w:r>
+              <w:rPr>
+                <w:rFonts w:ascii="Consolas" w:hAnsi="Consolas"/>
+                <w:sz w:val="18"/>
+              </w:rPr>
+              <w:t>yitu-ocr-v2.json</w:t>
+            </w:r>
+            <w:r>
+              <w:t>。</w:t>
+            </w:r>
+            <w:r>
+              <w:rPr>
+                <w:b/>
+              </w:rPr>
+              <w:t>边界</w:t>
+            </w:r>
+            <w:r>
+              <w:t>：信息图文字沿设计路径排，OCR 会断行（「理暂行办法」应为「绿色工厂梯度培育及管理暂行办法」），</w:t>
+            </w:r>
+            <w:r>
+              <w:rPr>
+                <w:b/>
+              </w:rPr>
+              <w:t>OCR 结果需人工校正</w:t>
+            </w:r>
+            <w:r>
+              <w:t>；这 175 条全落在 medium/low，</w:t>
+            </w:r>
+            <w:r>
+              <w:rPr>
+                <w:b/>
+              </w:rPr>
+              <w:t>不进强证据层</w:t>
+            </w:r>
+          </w:p>
+        </w:tc>
+        <w:tc>
+          <w:tcPr>
+            <w:tcW w:type="dxa" w:w="2880"/>
+          </w:tcPr>
+          <w:p>
+            <w:r>
+              <w:rPr>
+                <w:rFonts w:ascii="Consolas" w:hAnsi="Consolas"/>
+                <w:sz w:val="18"/>
+              </w:rPr>
+              <w:t>tools/*.py --self-test</w:t>
+            </w:r>
+            <w:r>
+              <w:t>、</w:t>
+            </w:r>
+            <w:r>
+              <w:rPr>
+                <w:rFonts w:ascii="Consolas" w:hAnsi="Consolas"/>
+                <w:sz w:val="18"/>
+              </w:rPr>
+              <w:t>evidence/tables-tagged.jsonl</w:t>
+            </w:r>
+            <w:r>
+              <w:t>、</w:t>
+            </w:r>
+            <w:r>
+              <w:rPr>
+                <w:rFonts w:ascii="Consolas" w:hAnsi="Consolas"/>
+                <w:sz w:val="18"/>
+              </w:rPr>
+              <w:t>tools/asset-manifest.py</w:t>
+            </w:r>
+          </w:p>
+        </w:tc>
+      </w:tr>
+      <w:tr>
+        <w:tc>
+          <w:tcPr>
+            <w:tcW w:type="dxa" w:w="2880"/>
+          </w:tcPr>
+          <w:p>
+            <w:r>
+              <w:rPr>
+                <w:b/>
+              </w:rPr>
+              <w:t>低资源</w:t>
+            </w:r>
+            <w:r>
+              <w:t>场景本体</w:t>
+            </w:r>
+            <w:r>
+              <w:rPr>
+                <w:b/>
+              </w:rPr>
+              <w:t>半自动</w:t>
+            </w:r>
+            <w:r>
+              <w:t xml:space="preserve">构建 + </w:t>
+            </w:r>
+            <w:r>
+              <w:rPr>
+                <w:b/>
+              </w:rPr>
+              <w:t>持续动态更新</w:t>
+            </w:r>
+            <w:r>
+              <w:t xml:space="preserve"> + 与</w:t>
+            </w:r>
+            <w:r>
+              <w:rPr>
+                <w:b/>
+              </w:rPr>
+              <w:t>行业标准对齐</w:t>
+            </w:r>
+          </w:p>
+        </w:tc>
+        <w:tc>
+          <w:tcPr>
+            <w:tcW w:type="dxa" w:w="2880"/>
+          </w:tcPr>
+          <w:p>
+            <w:r>
+              <w:t>半自动：规则抽取 + LLM 判定 + 人工闸门，全程零标注集（</w:t>
+            </w:r>
+            <w:r>
+              <w:rPr>
+                <w:rFonts w:ascii="Consolas" w:hAnsi="Consolas"/>
+                <w:sz w:val="18"/>
+              </w:rPr>
+              <w:t>ontology/build.py</w:t>
+            </w:r>
+            <w:r>
+              <w:t xml:space="preserve"> / </w:t>
+            </w:r>
+            <w:r>
+              <w:rPr>
+                <w:rFonts w:ascii="Consolas" w:hAnsi="Consolas"/>
+                <w:sz w:val="18"/>
+              </w:rPr>
+              <w:t>judge.py</w:t>
+            </w:r>
+            <w:r>
+              <w:t xml:space="preserve"> / </w:t>
+            </w:r>
+            <w:r>
+              <w:rPr>
+                <w:rFonts w:ascii="Consolas" w:hAnsi="Consolas"/>
+                <w:sz w:val="18"/>
+              </w:rPr>
+              <w:t>review.py</w:t>
+            </w:r>
+            <w:r>
+              <w:t>）；动态更新见 §4.5「增量更新」；标准对齐见 §4.5「标准体系映射」</w:t>
+            </w:r>
+          </w:p>
+        </w:tc>
+        <w:tc>
+          <w:tcPr>
+            <w:tcW w:type="dxa" w:w="2880"/>
+          </w:tcPr>
+          <w:p>
+            <w:r>
+              <w:rPr>
+                <w:rFonts w:ascii="Consolas" w:hAnsi="Consolas"/>
+                <w:sz w:val="18"/>
+              </w:rPr>
+              <w:t>复核命令.md</w:t>
+            </w:r>
+            <w:r>
+              <w:t xml:space="preserve"> Q 段 / U 段</w:t>
+            </w:r>
+          </w:p>
+        </w:tc>
+      </w:tr>
+      <w:tr>
+        <w:tc>
+          <w:tcPr>
+            <w:tcW w:type="dxa" w:w="2880"/>
+          </w:tcPr>
+          <w:p>
+            <w:r>
+              <w:rPr>
+                <w:b/>
+              </w:rPr>
+              <w:t>跨文档多跳</w:t>
+            </w:r>
+            <w:r>
+              <w:t xml:space="preserve">知识推理 + </w:t>
+            </w:r>
+            <w:r>
+              <w:rPr>
+                <w:b/>
+              </w:rPr>
+              <w:t>决策链路可溯源</w:t>
+            </w:r>
+          </w:p>
+        </w:tc>
+        <w:tc>
+          <w:tcPr>
+            <w:tcW w:type="dxa" w:w="2880"/>
+          </w:tcPr>
+          <w:p>
+            <w:r>
+              <w:t>多跳检索（</w:t>
+            </w:r>
+            <w:r>
+              <w:rPr>
+                <w:rFonts w:ascii="Consolas" w:hAnsi="Consolas"/>
+                <w:sz w:val="18"/>
+              </w:rPr>
+              <w:t>retrieval_cross_doc</w:t>
+            </w:r>
+            <w:r>
+              <w:t xml:space="preserve"> hops=3）+ 每环带 </w:t>
+            </w:r>
+            <w:r>
+              <w:rPr>
+                <w:rFonts w:ascii="Consolas" w:hAnsi="Consolas"/>
+                <w:sz w:val="18"/>
+              </w:rPr>
+              <w:t>chunk_id</w:t>
+            </w:r>
+            <w:r>
+              <w:t xml:space="preserve"> 可回查原文；跨文档召回实测 4/10（两篇目标都进 top-10），答出 11/11</w:t>
+            </w:r>
+          </w:p>
+        </w:tc>
+        <w:tc>
+          <w:tcPr>
+            <w:tcW w:type="dxa" w:w="2880"/>
+          </w:tcPr>
+          <w:p>
+            <w:r>
+              <w:rPr>
+                <w:rFonts w:ascii="Consolas" w:hAnsi="Consolas"/>
+                <w:sz w:val="18"/>
+              </w:rPr>
+              <w:t>245-ict-retrieval-eval.md</w:t>
+            </w:r>
+            <w:r>
+              <w:t xml:space="preserve"> §4.10</w:t>
+            </w:r>
+          </w:p>
+        </w:tc>
+      </w:tr>
+      <w:tr>
+        <w:tc>
+          <w:tcPr>
+            <w:tcW w:type="dxa" w:w="2880"/>
+          </w:tcPr>
+          <w:p>
+            <w:r>
               <w:t xml:space="preserve">深度集成 Nexent 的 </w:t>
             </w:r>
             <w:r>
@@ -413,30 +925,76 @@
           <w:p>
             <w:r>
               <w:rPr>
-                <w:rFonts w:ascii="Consolas" w:hAnsi="Consolas"/>
-                <w:sz w:val="18"/>
+                <w:b/>
               </w:rPr>
-              <w:t>skills/workbench-status-report/SKILL.md</w:t>
-            </w:r>
-            <w:r>
-              <w:t>（52 行，含 allowed-tools / 四步流程 / 输出模板 / 口径约束）</w:t>
-            </w:r>
-          </w:p>
-        </w:tc>
-        <w:tc>
-          <w:tcPr>
-            <w:tcW w:type="dxa" w:w="2880"/>
-          </w:tcPr>
-          <w:p>
-            <w:r>
-              <w:t xml:space="preserve">同目录文件 + 安装返回 </w:t>
+              <w:t>5 个自建 Skill</w:t>
+            </w:r>
+            <w:r>
+              <w:t>（均带 frontmatter / allowed-tools / 执行步骤 / 判据 / 边界）：</w:t>
             </w:r>
             <w:r>
               <w:rPr>
                 <w:rFonts w:ascii="Consolas" w:hAnsi="Consolas"/>
                 <w:sz w:val="18"/>
               </w:rPr>
-              <w:t>skill_id=5</w:t>
+              <w:t>governance-policy-trace</w:t>
+            </w:r>
+            <w:r>
+              <w:t xml:space="preserve">（检索-溯源，58 行）· </w:t>
+            </w:r>
+            <w:r>
+              <w:rPr>
+                <w:rFonts w:ascii="Consolas" w:hAnsi="Consolas"/>
+                <w:sz w:val="18"/>
+              </w:rPr>
+              <w:t>workbench-status-report</w:t>
+            </w:r>
+            <w:r>
+              <w:t xml:space="preserve">（状态简报，52 行）· </w:t>
+            </w:r>
+            <w:r>
+              <w:rPr>
+                <w:rFonts w:ascii="Consolas" w:hAnsi="Consolas"/>
+                <w:sz w:val="18"/>
+              </w:rPr>
+              <w:t>citation-verify</w:t>
+            </w:r>
+            <w:r>
+              <w:t xml:space="preserve">（引用回查，防否定词与限定语被丢）· </w:t>
+            </w:r>
+            <w:r>
+              <w:rPr>
+                <w:rFonts w:ascii="Consolas" w:hAnsi="Consolas"/>
+                <w:sz w:val="18"/>
+              </w:rPr>
+              <w:t>ontology-migrate</w:t>
+            </w:r>
+            <w:r>
+              <w:t xml:space="preserve">（换行业迁移，零改码验证）· </w:t>
+            </w:r>
+            <w:r>
+              <w:rPr>
+                <w:rFonts w:ascii="Consolas" w:hAnsi="Consolas"/>
+                <w:sz w:val="18"/>
+              </w:rPr>
+              <w:t>table-extract</w:t>
+            </w:r>
+            <w:r>
+              <w:t>（表格抽取，两条路分开）</w:t>
+            </w:r>
+          </w:p>
+        </w:tc>
+        <w:tc>
+          <w:tcPr>
+            <w:tcW w:type="dxa" w:w="2880"/>
+          </w:tcPr>
+          <w:p>
+            <w:r>
+              <w:rPr>
+                <w:rFonts w:ascii="Consolas" w:hAnsi="Consolas"/>
+                <w:sz w:val="18"/>
+              </w:rPr>
+              <w:t>skills/*/SKILL.md</w:t>
             </w:r>
           </w:p>
         </w:tc>
@@ -822,27 +1380,111 @@
           </w:tcPr>
           <w:p>
             <w:r>
-              <w:t>30 个 agent 定义（</w:t>
+              <w:rPr>
+                <w:b/>
+              </w:rPr>
+              <w:t>30 个 agent 定义 + 8 个工作流</w:t>
+            </w:r>
+            <w:r>
+              <w:t xml:space="preserve">，代码见 </w:t>
             </w:r>
             <w:r>
               <w:rPr>
                 <w:rFonts w:ascii="Consolas" w:hAnsi="Consolas"/>
                 <w:sz w:val="18"/>
               </w:rPr>
-              <w:t>workflows/</w:t>
-            </w:r>
-            <w:r>
-              <w:t>、</w:t>
+              <w:t>workbench/</w:t>
+            </w:r>
+            <w:r>
+              <w:t>（l1 需求与设计 10 / l2 规划与检索 8 / l3 执行与守护 12）</w:t>
+            </w:r>
+          </w:p>
+        </w:tc>
+        <w:tc>
+          <w:tcPr>
+            <w:tcW w:type="dxa" w:w="2880"/>
+          </w:tcPr>
+          <w:p>
+            <w:r>
+              <w:t>完成</w:t>
+            </w:r>
+          </w:p>
+        </w:tc>
+      </w:tr>
+      <w:tr>
+        <w:tc>
+          <w:tcPr>
+            <w:tcW w:type="dxa" w:w="2880"/>
+          </w:tcPr>
+          <w:p>
+            <w:r>
+              <w:t>Action Launcher</w:t>
+            </w:r>
+          </w:p>
+        </w:tc>
+        <w:tc>
+          <w:tcPr>
+            <w:tcW w:type="dxa" w:w="2880"/>
+          </w:tcPr>
+          <w:p>
+            <w:r>
+              <w:rPr>
+                <w:b/>
+              </w:rPr>
+              <w:t>9 个外部 agent 登记 + 三种挂载形态</w:t>
+            </w:r>
+            <w:r>
+              <w:t>（</w:t>
             </w:r>
             <w:r>
               <w:rPr>
                 <w:rFonts w:ascii="Consolas" w:hAnsi="Consolas"/>
                 <w:sz w:val="18"/>
               </w:rPr>
-              <w:t>agents/</w:t>
-            </w:r>
-            <w:r>
-              <w:t>）</w:t>
+              <w:t>url</w:t>
+            </w:r>
+            <w:r>
+              <w:t xml:space="preserve"> 跳转 / </w:t>
+            </w:r>
+            <w:r>
+              <w:rPr>
+                <w:rFonts w:ascii="Consolas" w:hAnsi="Consolas"/>
+                <w:sz w:val="18"/>
+              </w:rPr>
+              <w:t>terminal</w:t>
+            </w:r>
+            <w:r>
+              <w:t xml:space="preserve"> 终端直通 / </w:t>
+            </w:r>
+            <w:r>
+              <w:rPr>
+                <w:rFonts w:ascii="Consolas" w:hAnsi="Consolas"/>
+                <w:sz w:val="18"/>
+              </w:rPr>
+              <w:t>open-in-app</w:t>
+            </w:r>
+            <w:r>
+              <w:t xml:space="preserve"> 唤起 IDE），见 </w:t>
+            </w:r>
+            <w:r>
+              <w:rPr>
+                <w:rFonts w:ascii="Consolas" w:hAnsi="Consolas"/>
+                <w:sz w:val="18"/>
+              </w:rPr>
+              <w:t>tools/action-launcher.py</w:t>
+            </w:r>
+            <w:r>
+              <w:t xml:space="preserve"> 与 </w:t>
+            </w:r>
+            <w:r>
+              <w:rPr>
+                <w:rFonts w:ascii="Consolas" w:hAnsi="Consolas"/>
+                <w:sz w:val="18"/>
+              </w:rPr>
+              <w:t>tools/agents-registry.json</w:t>
+            </w:r>
+            <w:r>
+              <w:t>；当场 6/9 可用</w:t>
             </w:r>
           </w:p>
         </w:tc>
@@ -1053,6 +1695,272 @@
           </w:p>
         </w:tc>
       </w:tr>
+    </w:tbl>
+    <w:p/>
+    <w:p>
+      <w:pPr>
+        <w:ind w:left="360"/>
+      </w:pPr>
+      <w:r>
+        <w:rPr>
+          <w:b/>
+          <w:i/>
+        </w:rPr>
+        <w:t>分发口径</w:t>
+      </w:r>
+      <w:r>
+        <w:rPr>
+          <w:i/>
+        </w:rPr>
+        <w:t>：</w:t>
+      </w:r>
+      <w:r>
+        <w:rPr>
+          <w:rFonts w:ascii="Consolas" w:hAnsi="Consolas"/>
+          <w:i/>
+          <w:sz w:val="18"/>
+        </w:rPr>
+        <w:t>workbench/</w:t>
+      </w:r>
+      <w:r>
+        <w:rPr>
+          <w:i/>
+        </w:rPr>
+        <w:t xml:space="preserve"> 收录 30 个 agent 定义与 8 个工作流定义（292 KB）+ </w:t>
+      </w:r>
+      <w:r>
+        <w:rPr>
+          <w:b/>
+          <w:i/>
+        </w:rPr>
+        <w:t>`runtime/` 的 44 个 `.py` 源码（716 KB）</w:t>
+      </w:r>
+      <w:r>
+        <w:rPr>
+          <w:i/>
+        </w:rPr>
+        <w:t>，可直接打开看每个 agent 的提示词、工具面，以及元框架四个核心模块的源码（</w:t>
+      </w:r>
+      <w:r>
+        <w:rPr>
+          <w:rFonts w:ascii="Consolas" w:hAnsi="Consolas"/>
+          <w:i/>
+          <w:sz w:val="18"/>
+        </w:rPr>
+        <w:t>adversary.py</w:t>
+      </w:r>
+      <w:r>
+        <w:rPr>
+          <w:i/>
+        </w:rPr>
+        <w:t xml:space="preserve"> / </w:t>
+      </w:r>
+      <w:r>
+        <w:rPr>
+          <w:rFonts w:ascii="Consolas" w:hAnsi="Consolas"/>
+          <w:i/>
+          <w:sz w:val="18"/>
+        </w:rPr>
+        <w:t>audit.py</w:t>
+      </w:r>
+      <w:r>
+        <w:rPr>
+          <w:i/>
+        </w:rPr>
+        <w:t xml:space="preserve"> / </w:t>
+      </w:r>
+      <w:r>
+        <w:rPr>
+          <w:rFonts w:ascii="Consolas" w:hAnsi="Consolas"/>
+          <w:i/>
+          <w:sz w:val="18"/>
+        </w:rPr>
+        <w:t>arena.py</w:t>
+      </w:r>
+      <w:r>
+        <w:rPr>
+          <w:i/>
+        </w:rPr>
+        <w:t xml:space="preserve"> / </w:t>
+      </w:r>
+      <w:r>
+        <w:rPr>
+          <w:rFonts w:ascii="Consolas" w:hAnsi="Consolas"/>
+          <w:i/>
+          <w:sz w:val="18"/>
+        </w:rPr>
+        <w:t>advisory.py</w:t>
+      </w:r>
+      <w:r>
+        <w:rPr>
+          <w:i/>
+        </w:rPr>
+        <w:t>）；</w:t>
+      </w:r>
+      <w:r>
+        <w:rPr>
+          <w:rFonts w:ascii="Consolas" w:hAnsi="Consolas"/>
+          <w:i/>
+          <w:sz w:val="18"/>
+        </w:rPr>
+        <w:t>server.py</w:t>
+      </w:r>
+      <w:r>
+        <w:rPr>
+          <w:i/>
+        </w:rPr>
+        <w:t>、</w:t>
+      </w:r>
+      <w:r>
+        <w:rPr>
+          <w:rFonts w:ascii="Consolas" w:hAnsi="Consolas"/>
+          <w:i/>
+          <w:sz w:val="18"/>
+        </w:rPr>
+        <w:t>gateway/</w:t>
+      </w:r>
+      <w:r>
+        <w:rPr>
+          <w:i/>
+        </w:rPr>
+        <w:t>、</w:t>
+      </w:r>
+      <w:r>
+        <w:rPr>
+          <w:rFonts w:ascii="Consolas" w:hAnsi="Consolas"/>
+          <w:i/>
+          <w:sz w:val="18"/>
+        </w:rPr>
+        <w:t>desktop/</w:t>
+      </w:r>
+      <w:r>
+        <w:rPr>
+          <w:i/>
+        </w:rPr>
+        <w:t xml:space="preserve"> 属工作台运行时，</w:t>
+      </w:r>
+      <w:r>
+        <w:rPr>
+          <w:b/>
+          <w:i/>
+        </w:rPr>
+        <w:t>不随本包分发</w:t>
+      </w:r>
+      <w:r>
+        <w:rPr>
+          <w:i/>
+        </w:rPr>
+        <w:t xml:space="preserve"> —— 它们的运行证据在 </w:t>
+      </w:r>
+      <w:r>
+        <w:rPr>
+          <w:rFonts w:ascii="Consolas" w:hAnsi="Consolas"/>
+          <w:i/>
+          <w:sz w:val="18"/>
+        </w:rPr>
+        <w:t>evidence/</w:t>
+      </w:r>
+      <w:r>
+        <w:rPr>
+          <w:i/>
+        </w:rPr>
+        <w:t xml:space="preserve"> 与 </w:t>
+      </w:r>
+      <w:r>
+        <w:rPr>
+          <w:rFonts w:ascii="Consolas" w:hAnsi="Consolas"/>
+          <w:i/>
+          <w:sz w:val="18"/>
+        </w:rPr>
+        <w:t>复核命令.md</w:t>
+      </w:r>
+      <w:r>
+        <w:rPr>
+          <w:i/>
+        </w:rPr>
+        <w:t xml:space="preserve"> 的 A–X 段里；</w:t>
+      </w:r>
+      <w:r>
+        <w:rPr>
+          <w:b/>
+          <w:i/>
+        </w:rPr>
+        <w:t>2026-10-21 复跑日志</w:t>
+      </w:r>
+      <w:r>
+        <w:rPr>
+          <w:i/>
+        </w:rPr>
+        <w:t xml:space="preserve">见 </w:t>
+      </w:r>
+      <w:r>
+        <w:rPr>
+          <w:rFonts w:ascii="Consolas" w:hAnsi="Consolas"/>
+          <w:i/>
+          <w:sz w:val="18"/>
+        </w:rPr>
+        <w:t>evidence/15-workbench-replay-20261021-001903.log</w:t>
+      </w:r>
+      <w:r>
+        <w:rPr>
+          <w:i/>
+        </w:rPr>
+        <w:t xml:space="preserve">（G1 </w:t>
+      </w:r>
+      <w:r>
+        <w:rPr>
+          <w:rFonts w:ascii="Consolas" w:hAnsi="Consolas"/>
+          <w:i/>
+          <w:sz w:val="18"/>
+        </w:rPr>
+        <w:t>run.py --demo</w:t>
+      </w:r>
+      <w:r>
+        <w:rPr>
+          <w:i/>
+        </w:rPr>
+        <w:t xml:space="preserve"> rc=0 / 22 次模型调用 / </w:t>
+      </w:r>
+      <w:r>
+        <w:rPr>
+          <w:rFonts w:ascii="Consolas" w:hAnsi="Consolas"/>
+          <w:i/>
+          <w:sz w:val="18"/>
+        </w:rPr>
+        <w:t>offline_fixture_NOT_live_LLM</w:t>
+      </w:r>
+      <w:r>
+        <w:rPr>
+          <w:i/>
+        </w:rPr>
+        <w:t>、G2 三个 commit、G3 2,016 tests collected、G4 81,097 B、G5 94 个 ✅、</w:t>
+      </w:r>
+      <w:r>
+        <w:rPr>
+          <w:rFonts w:ascii="Consolas" w:hAnsi="Consolas"/>
+          <w:i/>
+          <w:sz w:val="18"/>
+        </w:rPr>
+        <w:t>runtime/chain.py</w:t>
+      </w:r>
+      <w:r>
+        <w:rPr>
+          <w:i/>
+        </w:rPr>
+        <w:t xml:space="preserve"> 113,928 B 在场）。</w:t>
+      </w:r>
+    </w:p>
+    <w:tbl>
+      <w:tblPr>
+        <w:tblStyle w:val="TableGrid"/>
+        <w:tblW w:type="auto" w:w="0"/>
+        <w:tblLook w:firstColumn="1" w:firstRow="1" w:lastColumn="0" w:lastRow="0" w:noHBand="0" w:noVBand="1" w:val="04A0"/>
+      </w:tblPr>
+      <w:tblGrid>
+        <w:gridCol w:w="2880"/>
+        <w:gridCol w:w="2880"/>
+        <w:gridCol w:w="2880"/>
+      </w:tblGrid>
       <w:tr>
         <w:tc>
           <w:tcPr>
@@ -1060,6 +1968,9 @@
           </w:tcPr>
           <w:p>
             <w:r>
+              <w:rPr>
+                <w:b/>
+              </w:rPr>
               <w:t>桌面形态</w:t>
             </w:r>
           </w:p>
@@ -1072,21 +1983,29 @@
             <w:r>
               <w:rPr>
                 <w:rFonts w:ascii="Consolas" w:hAnsi="Consolas"/>
+                <w:b/>
                 <w:sz w:val="18"/>
               </w:rPr>
               <w:t>desktop/electron/main.js</w:t>
             </w:r>
             <w:r>
+              <w:rPr>
+                <w:b/>
+              </w:rPr>
               <w:t xml:space="preserve"> + </w:t>
             </w:r>
             <w:r>
               <w:rPr>
                 <w:rFonts w:ascii="Consolas" w:hAnsi="Consolas"/>
+                <w:b/>
                 <w:sz w:val="18"/>
               </w:rPr>
               <w:t>desktop/launch-ict.sh</w:t>
             </w:r>
             <w:r>
+              <w:rPr>
+                <w:b/>
+              </w:rPr>
               <w:t>（参赛版端口 3091/8102/8201）</w:t>
             </w:r>
           </w:p>
@@ -1097,6 +2016,9 @@
           </w:tcPr>
           <w:p>
             <w:r>
+              <w:rPr>
+                <w:b/>
+              </w:rPr>
               <w:t>完成</w:t>
             </w:r>
           </w:p>
@@ -2585,7 +3507,7 @@
         <w:rPr>
           <w:b/>
         </w:rPr>
-        <w:t>247,746 条三元组</w:t>
+        <w:t>188,423 条三元组</w:t>
       </w:r>
       <w:r>
         <w:t xml:space="preserve">（出处校验失败 0）与 </w:t>
@@ -2594,7 +3516,7 @@
         <w:rPr>
           <w:b/>
         </w:rPr>
-        <w:t>132,883 个规范实体</w:t>
+        <w:t>116,958 个规范实体</w:t>
       </w:r>
       <w:r>
         <w:t>；</w:t>
@@ -2626,7 +3548,7 @@
         <w:rPr>
           <w:b/>
         </w:rPr>
-        <w:t>强证据层 2,855 节点 / 7,085 边 / 闭包 7,193 对，0.3 秒</w:t>
+        <w:t>强证据层 2,827 节点 / 7,009 边 / 闭包 7,117 对，0.3 秒</w:t>
       </w:r>
       <w:r>
         <w:t>（全量口径 14,035 / 148,005 / 171,552，3.8 秒），判据 R1–R4 全过；</w:t>
@@ -3264,7 +4186,7 @@
         <w:t>判据 K1–K3 实测</w:t>
       </w:r>
       <w:r>
-        <w:t>（2026-10-13）：K1 出处回查 = 60,000 块 → 247,746 条、</w:t>
+        <w:t>（2026-10-13）：K1 出处回查 = 60,000 块 → 188,423 条、</w:t>
       </w:r>
       <w:r>
         <w:rPr>
@@ -3733,7 +4655,7 @@
               <w:rPr>
                 <w:b/>
               </w:rPr>
-              <w:t>2,855</w:t>
+              <w:t>2,827</w:t>
             </w:r>
           </w:p>
         </w:tc>
@@ -3746,7 +4668,7 @@
               <w:rPr>
                 <w:b/>
               </w:rPr>
-              <w:t>7,085</w:t>
+              <w:t>7,009</w:t>
             </w:r>
           </w:p>
         </w:tc>
@@ -3759,7 +4681,7 @@
               <w:rPr>
                 <w:b/>
               </w:rPr>
-              <w:t>7,085</w:t>
+              <w:t>7,009</w:t>
             </w:r>
           </w:p>
         </w:tc>
@@ -3875,7 +4797,7 @@
               <w:rPr>
                 <w:b/>
               </w:rPr>
-              <w:t>2,855</w:t>
+              <w:t>2,827</w:t>
             </w:r>
           </w:p>
         </w:tc>
@@ -3888,7 +4810,7 @@
               <w:rPr>
                 <w:b/>
               </w:rPr>
-              <w:t>7,085</w:t>
+              <w:t>7,009</w:t>
             </w:r>
           </w:p>
         </w:tc>
@@ -3901,7 +4823,7 @@
               <w:rPr>
                 <w:b/>
               </w:rPr>
-              <w:t>7,193</w:t>
+              <w:t>7,117</w:t>
             </w:r>
           </w:p>
         </w:tc>
@@ -4567,6 +5489,1338 @@
       </w:r>
     </w:p>
     <w:p>
+      <w:r>
+        <w:rPr>
+          <w:b/>
+        </w:rPr>
+        <w:t>增量更新（对应官方要求的「本体持续动态更新」）</w:t>
+      </w:r>
+    </w:p>
+    <w:p>
+      <w:r>
+        <w:t>本体不是一次性产物，但也不是「每来一批新文件就全量重跑」。当前实现是</w:t>
+      </w:r>
+      <w:r>
+        <w:rPr>
+          <w:b/>
+        </w:rPr>
+        <w:t>两段式增量</w:t>
+      </w:r>
+      <w:r>
+        <w:t>：</w:t>
+      </w:r>
+    </w:p>
+    <w:p>
+      <w:pPr>
+        <w:pStyle w:val="ListNumber"/>
+      </w:pPr>
+      <w:r>
+        <w:rPr>
+          <w:b/>
+        </w:rPr>
+        <w:t>语料增量</w:t>
+      </w:r>
+      <w:r>
+        <w:t xml:space="preserve"> —— </w:t>
+      </w:r>
+      <w:r>
+        <w:rPr>
+          <w:rFonts w:ascii="Consolas" w:hAnsi="Consolas"/>
+          <w:sz w:val="18"/>
+        </w:rPr>
+        <w:t>tools/subset-incremental.py</w:t>
+      </w:r>
+      <w:r>
+        <w:t xml:space="preserve"> 按关键词与时间窗从全量语料里抽新块，只抽没抽过的（以 </w:t>
+      </w:r>
+      <w:r>
+        <w:rPr>
+          <w:rFonts w:ascii="Consolas" w:hAnsi="Consolas"/>
+          <w:sz w:val="18"/>
+        </w:rPr>
+        <w:t>doc_id</w:t>
+      </w:r>
+      <w:r>
+        <w:t xml:space="preserve"> 去重）。</w:t>
+      </w:r>
+    </w:p>
+    <w:p>
+      <w:pPr>
+        <w:pStyle w:val="ListNumber"/>
+      </w:pPr>
+      <w:r>
+        <w:rPr>
+          <w:b/>
+        </w:rPr>
+        <w:t>三元组增量</w:t>
+      </w:r>
+      <w:r>
+        <w:t xml:space="preserve"> —— </w:t>
+      </w:r>
+      <w:r>
+        <w:rPr>
+          <w:rFonts w:ascii="Consolas" w:hAnsi="Consolas"/>
+          <w:sz w:val="18"/>
+        </w:rPr>
+        <w:t>tools/merge-triples.py</w:t>
+      </w:r>
+      <w:r>
+        <w:t xml:space="preserve"> 把新块跑 </w:t>
+      </w:r>
+      <w:r>
+        <w:rPr>
+          <w:rFonts w:ascii="Consolas" w:hAnsi="Consolas"/>
+          <w:sz w:val="18"/>
+        </w:rPr>
+        <w:t>build.py</w:t>
+      </w:r>
+      <w:r>
+        <w:t xml:space="preserve"> 得到的增量三元组合并进已有本体：</w:t>
+      </w:r>
+    </w:p>
+    <w:p>
+      <w:r>
+        <w:t xml:space="preserve">读已有三元组建 </w:t>
+      </w:r>
+      <w:r>
+        <w:rPr>
+          <w:rFonts w:ascii="Consolas" w:hAnsi="Consolas"/>
+          <w:sz w:val="18"/>
+        </w:rPr>
+        <w:t>{(subject, predicate, object): 记录}</w:t>
+      </w:r>
+      <w:r>
+        <w:t xml:space="preserve"> 索引 → 读增量 → 严格去重 → 输出合并结果 + 统计</w:t>
+      </w:r>
+    </w:p>
+    <w:p>
+      <w:r>
+        <w:t>（</w:t>
+      </w:r>
+      <w:r>
+        <w:rPr>
+          <w:rFonts w:ascii="Consolas" w:hAnsi="Consolas"/>
+          <w:sz w:val="18"/>
+        </w:rPr>
+        <w:t>added</w:t>
+      </w:r>
+      <w:r>
+        <w:t xml:space="preserve"> / </w:t>
+      </w:r>
+      <w:r>
+        <w:rPr>
+          <w:rFonts w:ascii="Consolas" w:hAnsi="Consolas"/>
+          <w:sz w:val="18"/>
+        </w:rPr>
+        <w:t>duplicates_skipped</w:t>
+      </w:r>
+      <w:r>
+        <w:t xml:space="preserve"> / </w:t>
+      </w:r>
+      <w:r>
+        <w:rPr>
+          <w:rFonts w:ascii="Consolas" w:hAnsi="Consolas"/>
+          <w:sz w:val="18"/>
+        </w:rPr>
+        <w:t>affected_entities</w:t>
+      </w:r>
+      <w:r>
+        <w:t xml:space="preserve"> / </w:t>
+      </w:r>
+      <w:r>
+        <w:rPr>
+          <w:rFonts w:ascii="Consolas" w:hAnsi="Consolas"/>
+          <w:sz w:val="18"/>
+        </w:rPr>
+        <w:t>added_by_predicate</w:t>
+      </w:r>
+      <w:r>
+        <w:t>）。</w:t>
+      </w:r>
+    </w:p>
+    <w:p>
+      <w:r>
+        <w:rPr>
+          <w:b/>
+        </w:rPr>
+        <w:t>端到端实测</w:t>
+      </w:r>
+      <w:r>
+        <w:t xml:space="preserve">：500 个新块 → </w:t>
+      </w:r>
+      <w:r>
+        <w:rPr>
+          <w:rFonts w:ascii="Consolas" w:hAnsi="Consolas"/>
+          <w:sz w:val="18"/>
+        </w:rPr>
+        <w:t>build.py</w:t>
+      </w:r>
+      <w:r>
+        <w:t xml:space="preserve"> 抽出 705 条 → 合并进已有 12,594 条强证据层：</w:t>
+      </w:r>
+    </w:p>
+    <w:p>
+      <w:r>
+        <w:rPr>
+          <w:b/>
+        </w:rPr>
+        <w:t>新增 606 / 重复跳过 99 / 受影响实体 429</w:t>
+      </w:r>
+      <w:r>
+        <w:t>。</w:t>
+      </w:r>
+    </w:p>
+    <w:p>
+      <w:r>
+        <w:rPr>
+          <w:b/>
+        </w:rPr>
+        <w:t>设计取舍（必须一起读）</w:t>
+      </w:r>
+      <w:r>
+        <w:t>：只做</w:t>
+      </w:r>
+      <w:r>
+        <w:rPr>
+          <w:b/>
+        </w:rPr>
+        <w:t>严格去重</w:t>
+      </w:r>
+      <w:r>
+        <w:t xml:space="preserve"> —— 同名实体的不同表述不模糊合并（模糊合并会把「北京市」和「北京市人民政府」并成一个，</w:t>
+      </w:r>
+    </w:p>
+    <w:p>
+      <w:r>
+        <w:t xml:space="preserve">而这两者在政务语境里是不同的主体）；新记录的 </w:t>
+      </w:r>
+      <w:r>
+        <w:rPr>
+          <w:rFonts w:ascii="Consolas" w:hAnsi="Consolas"/>
+          <w:sz w:val="18"/>
+        </w:rPr>
+        <w:t>review_status</w:t>
+      </w:r>
+      <w:r>
+        <w:t xml:space="preserve"> </w:t>
+      </w:r>
+      <w:r>
+        <w:rPr>
+          <w:b/>
+        </w:rPr>
+        <w:t>原样保留</w:t>
+      </w:r>
+      <w:r>
+        <w:t>，不把待人工的洗成自动的；</w:t>
+      </w:r>
+    </w:p>
+    <w:p>
+      <w:r>
+        <w:rPr>
+          <w:rFonts w:ascii="Consolas" w:hAnsi="Consolas"/>
+          <w:sz w:val="18"/>
+        </w:rPr>
+        <w:t>affected_entities</w:t>
+      </w:r>
+      <w:r>
+        <w:t xml:space="preserve"> 本身是一条判据 —— 新增只触及少数实体，说明新语料与已有本体几乎无交集；反之则说明重复抽取严重。</w:t>
+      </w:r>
+    </w:p>
+    <w:p>
+      <w:pPr>
+        <w:pStyle w:val="ListNumber"/>
+      </w:pPr>
+      <w:r>
+        <w:rPr>
+          <w:b/>
+        </w:rPr>
+        <w:t>第三条路：直接从网上抓</w:t>
+      </w:r>
+      <w:r>
+        <w:t xml:space="preserve">（2026-10-19 新增）—— </w:t>
+      </w:r>
+      <w:r>
+        <w:rPr>
+          <w:rFonts w:ascii="Consolas" w:hAnsi="Consolas"/>
+          <w:sz w:val="18"/>
+        </w:rPr>
+        <w:t>tools/live-ingest.py</w:t>
+      </w:r>
+      <w:r>
+        <w:t xml:space="preserve"> 给 URL 或列表页，走「抓取 → 切块 → 抽三元组 → 增量合并」全程：</w:t>
+      </w:r>
+    </w:p>
+    <w:p>
+      <w:pPr>
+        <w:pStyle w:val="ListBullet"/>
+      </w:pPr>
+      <w:r>
+        <w:t>支持 HTML 正文（</w:t>
+      </w:r>
+      <w:r>
+        <w:rPr>
+          <w:rFonts w:ascii="Consolas" w:hAnsi="Consolas"/>
+          <w:sz w:val="18"/>
+        </w:rPr>
+        <w:t>&lt;p&gt;</w:t>
+      </w:r>
+      <w:r>
+        <w:t xml:space="preserve"> 段落）与 </w:t>
+      </w:r>
+      <w:r>
+        <w:rPr>
+          <w:rFonts w:ascii="Consolas" w:hAnsi="Consolas"/>
+          <w:sz w:val="18"/>
+        </w:rPr>
+        <w:t>.pdf</w:t>
+      </w:r>
+      <w:r>
+        <w:t>（</w:t>
+      </w:r>
+      <w:r>
+        <w:rPr>
+          <w:rFonts w:ascii="Consolas" w:hAnsi="Consolas"/>
+          <w:sz w:val="18"/>
+        </w:rPr>
+        <w:t>pymupdf</w:t>
+      </w:r>
+      <w:r>
+        <w:t xml:space="preserve"> 逐页 </w:t>
+      </w:r>
+      <w:r>
+        <w:rPr>
+          <w:rFonts w:ascii="Consolas" w:hAnsi="Consolas"/>
+          <w:sz w:val="18"/>
+        </w:rPr>
+        <w:t>get_text()</w:t>
+      </w:r>
+      <w:r>
+        <w:t>，覆盖有文本层的政府 PDF）</w:t>
+      </w:r>
+    </w:p>
+    <w:p>
+      <w:pPr>
+        <w:pStyle w:val="ListBullet"/>
+      </w:pPr>
+      <w:r>
+        <w:rPr>
+          <w:rFonts w:ascii="Consolas" w:hAnsi="Consolas"/>
+          <w:sz w:val="18"/>
+        </w:rPr>
+        <w:t>--from-index https://www.gov.cn/zhengce/xxgk/</w:t>
+      </w:r>
+      <w:r>
+        <w:t xml:space="preserve"> 从 209 KB 静态 HTML 里自动抽出 50 个 </w:t>
+      </w:r>
+      <w:r>
+        <w:rPr>
+          <w:rFonts w:ascii="Consolas" w:hAnsi="Consolas"/>
+          <w:sz w:val="18"/>
+        </w:rPr>
+        <w:t>content_*.htm</w:t>
+      </w:r>
+      <w:r>
+        <w:t xml:space="preserve"> 链接（带标题），无需 JS 渲染</w:t>
+      </w:r>
+    </w:p>
+    <w:p>
+      <w:pPr>
+        <w:pStyle w:val="ListBullet"/>
+      </w:pPr>
+      <w:r>
+        <w:rPr>
+          <w:b/>
+        </w:rPr>
+        <w:t>实测</w:t>
+      </w:r>
+      <w:r>
+        <w:t>：列表页取 10 篇 → 34 块 → 强证据层 28 条 / 候选层 270 条 → 合并新增 298 条（受影响实体 258）</w:t>
+      </w:r>
+    </w:p>
+    <w:p>
+      <w:pPr>
+        <w:pStyle w:val="ListBullet"/>
+      </w:pPr>
+      <w:r>
+        <w:rPr>
+          <w:b/>
+        </w:rPr>
+        <w:t>边界</w:t>
+      </w:r>
+      <w:r>
+        <w:t>：</w:t>
+      </w:r>
+      <w:r>
+        <w:rPr>
+          <w:rFonts w:ascii="Consolas" w:hAnsi="Consolas"/>
+          <w:sz w:val="18"/>
+        </w:rPr>
+        <w:t>/zhengce/pdf/</w:t>
+      </w:r>
+      <w:r>
+        <w:t xml:space="preserve"> 404、</w:t>
+      </w:r>
+      <w:r>
+        <w:rPr>
+          <w:rFonts w:ascii="Consolas" w:hAnsi="Consolas"/>
+          <w:sz w:val="18"/>
+        </w:rPr>
+        <w:t>gongbao/2024/</w:t>
+      </w:r>
+      <w:r>
+        <w:t xml:space="preserve"> 403（公报子页反爬）；扫描件走 OCR（</w:t>
+      </w:r>
+      <w:r>
+        <w:rPr>
+          <w:rFonts w:ascii="Consolas" w:hAnsi="Consolas"/>
+          <w:sz w:val="18"/>
+        </w:rPr>
+        <w:t>rapidocr-onnxruntime</w:t>
+      </w:r>
+      <w:r>
+        <w:t xml:space="preserve"> 1.4.4 已装，切片后可用）；</w:t>
+      </w:r>
+    </w:p>
+    <w:p>
+      <w:r>
+        <w:t xml:space="preserve">走 HTTP 代理会超时，代码里用 </w:t>
+      </w:r>
+      <w:r>
+        <w:rPr>
+          <w:rFonts w:ascii="Consolas" w:hAnsi="Consolas"/>
+          <w:sz w:val="18"/>
+        </w:rPr>
+        <w:t>ProxyHandler({})</w:t>
+      </w:r>
+      <w:r>
+        <w:t xml:space="preserve"> 强制直连；</w:t>
+      </w:r>
+      <w:r>
+        <w:rPr>
+          <w:rFonts w:ascii="Consolas" w:hAnsi="Consolas"/>
+          <w:sz w:val="18"/>
+        </w:rPr>
+        <w:t>--from-index</w:t>
+      </w:r>
+      <w:r>
+        <w:t xml:space="preserve"> 的正则按 gov.cn 写的，换站点要改</w:t>
+      </w:r>
+    </w:p>
+    <w:p>
+      <w:r>
+        <w:rPr>
+          <w:b/>
+        </w:rPr>
+        <w:t>还没做的</w:t>
+      </w:r>
+      <w:r>
+        <w:t>：增量更新目前是</w:t>
+      </w:r>
+      <w:r>
+        <w:rPr>
+          <w:b/>
+        </w:rPr>
+        <w:t>手动两段</w:t>
+      </w:r>
+      <w:r>
+        <w:t>（先跑语料增量、再跑三元组合并），没有调度器；</w:t>
+      </w:r>
+    </w:p>
+    <w:p>
+      <w:r>
+        <w:t>也没有「删除」路径 —— 如果上游撤回一份文件，已抽出的三元组不会自动消失。</w:t>
+      </w:r>
+    </w:p>
+    <w:p>
+      <w:r>
+        <w:rPr>
+          <w:b/>
+        </w:rPr>
+        <w:t>标准体系映射（对应官方要求的「与行业规范/标准体系对齐」）</w:t>
+      </w:r>
+    </w:p>
+    <w:p>
+      <w:r>
+        <w:t xml:space="preserve">本体自身的 5 类实体与 8 个关系是行业无关的抽象，但它们不是自造概念 —— </w:t>
+      </w:r>
+      <w:r>
+        <w:rPr>
+          <w:rFonts w:ascii="Consolas" w:hAnsi="Consolas"/>
+          <w:sz w:val="18"/>
+        </w:rPr>
+        <w:t>ontology/standard-mapping.json</w:t>
+      </w:r>
+    </w:p>
+    <w:p>
+      <w:r>
+        <w:t>把它们逐个映射到两个公开的通用词汇表：</w:t>
+      </w:r>
+    </w:p>
+    <w:tbl>
+      <w:tblPr>
+        <w:tblStyle w:val="TableGrid"/>
+        <w:tblW w:type="auto" w:w="0"/>
+        <w:tblLook w:firstColumn="1" w:firstRow="1" w:lastColumn="0" w:lastRow="0" w:noHBand="0" w:noVBand="1" w:val="04A0"/>
+      </w:tblPr>
+      <w:tblGrid>
+        <w:gridCol w:w="2160"/>
+        <w:gridCol w:w="2160"/>
+        <w:gridCol w:w="2160"/>
+        <w:gridCol w:w="2160"/>
+      </w:tblGrid>
+      <w:tr>
+        <w:tc>
+          <w:tcPr>
+            <w:tcW w:type="dxa" w:w="2160"/>
+          </w:tcPr>
+          <w:p>
+            <w:r>
+              <w:rPr>
+                <w:b/>
+              </w:rPr>
+              <w:t>本体</w:t>
+            </w:r>
+          </w:p>
+        </w:tc>
+        <w:tc>
+          <w:tcPr>
+            <w:tcW w:type="dxa" w:w="2160"/>
+          </w:tcPr>
+          <w:p>
+            <w:r>
+              <w:rPr>
+                <w:b/>
+              </w:rPr>
+              <w:t>Schema.org</w:t>
+            </w:r>
+          </w:p>
+        </w:tc>
+        <w:tc>
+          <w:tcPr>
+            <w:tcW w:type="dxa" w:w="2160"/>
+          </w:tcPr>
+          <w:p>
+            <w:r>
+              <w:rPr>
+                <w:b/>
+              </w:rPr>
+              <w:t>W3C PROV-O</w:t>
+            </w:r>
+          </w:p>
+        </w:tc>
+        <w:tc>
+          <w:tcPr>
+            <w:tcW w:type="dxa" w:w="2160"/>
+          </w:tcPr>
+          <w:p>
+            <w:r>
+              <w:rPr>
+                <w:b/>
+              </w:rPr>
+              <w:t>对应程度</w:t>
+            </w:r>
+          </w:p>
+        </w:tc>
+      </w:tr>
+      <w:tr>
+        <w:tc>
+          <w:tcPr>
+            <w:tcW w:type="dxa" w:w="2160"/>
+          </w:tcPr>
+          <w:p>
+            <w:r>
+              <w:t>Document</w:t>
+            </w:r>
+          </w:p>
+        </w:tc>
+        <w:tc>
+          <w:tcPr>
+            <w:tcW w:type="dxa" w:w="2160"/>
+          </w:tcPr>
+          <w:p>
+            <w:r>
+              <w:rPr>
+                <w:rFonts w:ascii="Consolas" w:hAnsi="Consolas"/>
+                <w:sz w:val="18"/>
+              </w:rPr>
+              <w:t>CreativeWork</w:t>
+            </w:r>
+            <w:r>
+              <w:t xml:space="preserve"> / </w:t>
+            </w:r>
+            <w:r>
+              <w:rPr>
+                <w:rFonts w:ascii="Consolas" w:hAnsi="Consolas"/>
+                <w:sz w:val="18"/>
+              </w:rPr>
+              <w:t>Legislation</w:t>
+            </w:r>
+          </w:p>
+        </w:tc>
+        <w:tc>
+          <w:tcPr>
+            <w:tcW w:type="dxa" w:w="2160"/>
+          </w:tcPr>
+          <w:p>
+            <w:r>
+              <w:rPr>
+                <w:rFonts w:ascii="Consolas" w:hAnsi="Consolas"/>
+                <w:sz w:val="18"/>
+              </w:rPr>
+              <w:t>prov:Entity</w:t>
+            </w:r>
+          </w:p>
+        </w:tc>
+        <w:tc>
+          <w:tcPr>
+            <w:tcW w:type="dxa" w:w="2160"/>
+          </w:tcPr>
+          <w:p>
+            <w:r>
+              <w:t>部分（「通知/意见/办法」不在 Legislation 下）</w:t>
+            </w:r>
+          </w:p>
+        </w:tc>
+      </w:tr>
+      <w:tr>
+        <w:tc>
+          <w:tcPr>
+            <w:tcW w:type="dxa" w:w="2160"/>
+          </w:tcPr>
+          <w:p>
+            <w:r>
+              <w:t>Organization</w:t>
+            </w:r>
+          </w:p>
+        </w:tc>
+        <w:tc>
+          <w:tcPr>
+            <w:tcW w:type="dxa" w:w="2160"/>
+          </w:tcPr>
+          <w:p>
+            <w:r>
+              <w:rPr>
+                <w:rFonts w:ascii="Consolas" w:hAnsi="Consolas"/>
+                <w:sz w:val="18"/>
+              </w:rPr>
+              <w:t>Organization</w:t>
+            </w:r>
+            <w:r>
+              <w:t xml:space="preserve"> / </w:t>
+            </w:r>
+            <w:r>
+              <w:rPr>
+                <w:rFonts w:ascii="Consolas" w:hAnsi="Consolas"/>
+                <w:sz w:val="18"/>
+              </w:rPr>
+              <w:t>GovernmentOrganization</w:t>
+            </w:r>
+          </w:p>
+        </w:tc>
+        <w:tc>
+          <w:tcPr>
+            <w:tcW w:type="dxa" w:w="2160"/>
+          </w:tcPr>
+          <w:p>
+            <w:r>
+              <w:rPr>
+                <w:rFonts w:ascii="Consolas" w:hAnsi="Consolas"/>
+                <w:sz w:val="18"/>
+              </w:rPr>
+              <w:t>prov:Agent</w:t>
+            </w:r>
+          </w:p>
+        </w:tc>
+        <w:tc>
+          <w:tcPr>
+            <w:tcW w:type="dxa" w:w="2160"/>
+          </w:tcPr>
+          <w:p>
+            <w:r>
+              <w:t>完全</w:t>
+            </w:r>
+          </w:p>
+        </w:tc>
+      </w:tr>
+      <w:tr>
+        <w:tc>
+          <w:tcPr>
+            <w:tcW w:type="dxa" w:w="2160"/>
+          </w:tcPr>
+          <w:p>
+            <w:r>
+              <w:t>Region</w:t>
+            </w:r>
+          </w:p>
+        </w:tc>
+        <w:tc>
+          <w:tcPr>
+            <w:tcW w:type="dxa" w:w="2160"/>
+          </w:tcPr>
+          <w:p>
+            <w:r>
+              <w:rPr>
+                <w:rFonts w:ascii="Consolas" w:hAnsi="Consolas"/>
+                <w:sz w:val="18"/>
+              </w:rPr>
+              <w:t>AdministrativeArea</w:t>
+            </w:r>
+            <w:r>
+              <w:t xml:space="preserve"> / </w:t>
+            </w:r>
+            <w:r>
+              <w:rPr>
+                <w:rFonts w:ascii="Consolas" w:hAnsi="Consolas"/>
+                <w:sz w:val="18"/>
+              </w:rPr>
+              <w:t>Place</w:t>
+            </w:r>
+          </w:p>
+        </w:tc>
+        <w:tc>
+          <w:tcPr>
+            <w:tcW w:type="dxa" w:w="2160"/>
+          </w:tcPr>
+          <w:p>
+            <w:r>
+              <w:t>—</w:t>
+            </w:r>
+          </w:p>
+        </w:tc>
+        <w:tc>
+          <w:tcPr>
+            <w:tcW w:type="dxa" w:w="2160"/>
+          </w:tcPr>
+          <w:p>
+            <w:r>
+              <w:t>完全</w:t>
+            </w:r>
+          </w:p>
+        </w:tc>
+      </w:tr>
+      <w:tr>
+        <w:tc>
+          <w:tcPr>
+            <w:tcW w:type="dxa" w:w="2160"/>
+          </w:tcPr>
+          <w:p>
+            <w:r>
+              <w:t>TimePoint</w:t>
+            </w:r>
+          </w:p>
+        </w:tc>
+        <w:tc>
+          <w:tcPr>
+            <w:tcW w:type="dxa" w:w="2160"/>
+          </w:tcPr>
+          <w:p>
+            <w:r>
+              <w:rPr>
+                <w:rFonts w:ascii="Consolas" w:hAnsi="Consolas"/>
+                <w:sz w:val="18"/>
+              </w:rPr>
+              <w:t>Date</w:t>
+            </w:r>
+            <w:r>
+              <w:t xml:space="preserve"> / </w:t>
+            </w:r>
+            <w:r>
+              <w:rPr>
+                <w:rFonts w:ascii="Consolas" w:hAnsi="Consolas"/>
+                <w:sz w:val="18"/>
+              </w:rPr>
+              <w:t>DateTime</w:t>
+            </w:r>
+          </w:p>
+        </w:tc>
+        <w:tc>
+          <w:tcPr>
+            <w:tcW w:type="dxa" w:w="2160"/>
+          </w:tcPr>
+          <w:p>
+            <w:r>
+              <w:rPr>
+                <w:rFonts w:ascii="Consolas" w:hAnsi="Consolas"/>
+                <w:sz w:val="18"/>
+              </w:rPr>
+              <w:t>prov:generatedAtTime</w:t>
+            </w:r>
+          </w:p>
+        </w:tc>
+        <w:tc>
+          <w:tcPr>
+            <w:tcW w:type="dxa" w:w="2160"/>
+          </w:tcPr>
+          <w:p>
+            <w:r>
+              <w:t>部分（不覆盖「施行时间」）</w:t>
+            </w:r>
+          </w:p>
+        </w:tc>
+      </w:tr>
+      <w:tr>
+        <w:tc>
+          <w:tcPr>
+            <w:tcW w:type="dxa" w:w="2160"/>
+          </w:tcPr>
+          <w:p>
+            <w:r>
+              <w:t>Concept</w:t>
+            </w:r>
+          </w:p>
+        </w:tc>
+        <w:tc>
+          <w:tcPr>
+            <w:tcW w:type="dxa" w:w="2160"/>
+          </w:tcPr>
+          <w:p>
+            <w:r>
+              <w:rPr>
+                <w:rFonts w:ascii="Consolas" w:hAnsi="Consolas"/>
+                <w:sz w:val="18"/>
+              </w:rPr>
+              <w:t>DefinedTerm</w:t>
+            </w:r>
+          </w:p>
+        </w:tc>
+        <w:tc>
+          <w:tcPr>
+            <w:tcW w:type="dxa" w:w="2160"/>
+          </w:tcPr>
+          <w:p>
+            <w:r>
+              <w:t>—</w:t>
+            </w:r>
+          </w:p>
+        </w:tc>
+        <w:tc>
+          <w:tcPr>
+            <w:tcW w:type="dxa" w:w="2160"/>
+          </w:tcPr>
+          <w:p>
+            <w:r>
+              <w:t>完全</w:t>
+            </w:r>
+          </w:p>
+        </w:tc>
+      </w:tr>
+      <w:tr>
+        <w:tc>
+          <w:tcPr>
+            <w:tcW w:type="dxa" w:w="2160"/>
+          </w:tcPr>
+          <w:p>
+            <w:r>
+              <w:t>cites</w:t>
+            </w:r>
+          </w:p>
+        </w:tc>
+        <w:tc>
+          <w:tcPr>
+            <w:tcW w:type="dxa" w:w="2160"/>
+          </w:tcPr>
+          <w:p>
+            <w:r>
+              <w:rPr>
+                <w:rFonts w:ascii="Consolas" w:hAnsi="Consolas"/>
+                <w:sz w:val="18"/>
+              </w:rPr>
+              <w:t>citation</w:t>
+            </w:r>
+          </w:p>
+        </w:tc>
+        <w:tc>
+          <w:tcPr>
+            <w:tcW w:type="dxa" w:w="2160"/>
+          </w:tcPr>
+          <w:p>
+            <w:r>
+              <w:rPr>
+                <w:rFonts w:ascii="Consolas" w:hAnsi="Consolas"/>
+                <w:sz w:val="18"/>
+              </w:rPr>
+              <w:t>prov:wasDerivedFrom</w:t>
+            </w:r>
+          </w:p>
+        </w:tc>
+        <w:tc>
+          <w:tcPr>
+            <w:tcW w:type="dxa" w:w="2160"/>
+          </w:tcPr>
+          <w:p>
+            <w:r>
+              <w:t>完全</w:t>
+            </w:r>
+          </w:p>
+        </w:tc>
+      </w:tr>
+      <w:tr>
+        <w:tc>
+          <w:tcPr>
+            <w:tcW w:type="dxa" w:w="2160"/>
+          </w:tcPr>
+          <w:p>
+            <w:r>
+              <w:t>implements</w:t>
+            </w:r>
+          </w:p>
+        </w:tc>
+        <w:tc>
+          <w:tcPr>
+            <w:tcW w:type="dxa" w:w="2160"/>
+          </w:tcPr>
+          <w:p>
+            <w:r>
+              <w:rPr>
+                <w:rFonts w:ascii="Consolas" w:hAnsi="Consolas"/>
+                <w:sz w:val="18"/>
+              </w:rPr>
+              <w:t>isBasedOn</w:t>
+            </w:r>
+          </w:p>
+        </w:tc>
+        <w:tc>
+          <w:tcPr>
+            <w:tcW w:type="dxa" w:w="2160"/>
+          </w:tcPr>
+          <w:p>
+            <w:r>
+              <w:rPr>
+                <w:rFonts w:ascii="Consolas" w:hAnsi="Consolas"/>
+                <w:sz w:val="18"/>
+              </w:rPr>
+              <w:t>prov:wasInfluencedBy</w:t>
+            </w:r>
+          </w:p>
+        </w:tc>
+        <w:tc>
+          <w:tcPr>
+            <w:tcW w:type="dxa" w:w="2160"/>
+          </w:tcPr>
+          <w:p>
+            <w:r>
+              <w:t>部分（不隐含「下位」方向）</w:t>
+            </w:r>
+          </w:p>
+        </w:tc>
+      </w:tr>
+      <w:tr>
+        <w:tc>
+          <w:tcPr>
+            <w:tcW w:type="dxa" w:w="2160"/>
+          </w:tcPr>
+          <w:p>
+            <w:r>
+              <w:t>amends</w:t>
+            </w:r>
+          </w:p>
+        </w:tc>
+        <w:tc>
+          <w:tcPr>
+            <w:tcW w:type="dxa" w:w="2160"/>
+          </w:tcPr>
+          <w:p>
+            <w:r>
+              <w:t>—</w:t>
+            </w:r>
+          </w:p>
+        </w:tc>
+        <w:tc>
+          <w:tcPr>
+            <w:tcW w:type="dxa" w:w="2160"/>
+          </w:tcPr>
+          <w:p>
+            <w:r>
+              <w:rPr>
+                <w:rFonts w:ascii="Consolas" w:hAnsi="Consolas"/>
+                <w:sz w:val="18"/>
+              </w:rPr>
+              <w:t>prov:wasRevisionOf</w:t>
+            </w:r>
+          </w:p>
+        </w:tc>
+        <w:tc>
+          <w:tcPr>
+            <w:tcW w:type="dxa" w:w="2160"/>
+          </w:tcPr>
+          <w:p>
+            <w:r>
+              <w:t>部分（Schema.org 无对应属性）</w:t>
+            </w:r>
+          </w:p>
+        </w:tc>
+      </w:tr>
+      <w:tr>
+        <w:tc>
+          <w:tcPr>
+            <w:tcW w:type="dxa" w:w="2160"/>
+          </w:tcPr>
+          <w:p>
+            <w:r>
+              <w:t>repeals</w:t>
+            </w:r>
+          </w:p>
+        </w:tc>
+        <w:tc>
+          <w:tcPr>
+            <w:tcW w:type="dxa" w:w="2160"/>
+          </w:tcPr>
+          <w:p>
+            <w:r>
+              <w:t>—</w:t>
+            </w:r>
+          </w:p>
+        </w:tc>
+        <w:tc>
+          <w:tcPr>
+            <w:tcW w:type="dxa" w:w="2160"/>
+          </w:tcPr>
+          <w:p>
+            <w:r>
+              <w:rPr>
+                <w:rFonts w:ascii="Consolas" w:hAnsi="Consolas"/>
+                <w:sz w:val="18"/>
+              </w:rPr>
+              <w:t>prov:wasInvalidatedBy</w:t>
+            </w:r>
+          </w:p>
+        </w:tc>
+        <w:tc>
+          <w:tcPr>
+            <w:tcW w:type="dxa" w:w="2160"/>
+          </w:tcPr>
+          <w:p>
+            <w:r>
+              <w:t>部分（方向相反，需实现层翻转）</w:t>
+            </w:r>
+          </w:p>
+        </w:tc>
+      </w:tr>
+      <w:tr>
+        <w:tc>
+          <w:tcPr>
+            <w:tcW w:type="dxa" w:w="2160"/>
+          </w:tcPr>
+          <w:p>
+            <w:r>
+              <w:t>issued_by</w:t>
+            </w:r>
+          </w:p>
+        </w:tc>
+        <w:tc>
+          <w:tcPr>
+            <w:tcW w:type="dxa" w:w="2160"/>
+          </w:tcPr>
+          <w:p>
+            <w:r>
+              <w:rPr>
+                <w:rFonts w:ascii="Consolas" w:hAnsi="Consolas"/>
+                <w:sz w:val="18"/>
+              </w:rPr>
+              <w:t>publisher</w:t>
+            </w:r>
+            <w:r>
+              <w:t xml:space="preserve"> / </w:t>
+            </w:r>
+            <w:r>
+              <w:rPr>
+                <w:rFonts w:ascii="Consolas" w:hAnsi="Consolas"/>
+                <w:sz w:val="18"/>
+              </w:rPr>
+              <w:t>author</w:t>
+            </w:r>
+          </w:p>
+        </w:tc>
+        <w:tc>
+          <w:tcPr>
+            <w:tcW w:type="dxa" w:w="2160"/>
+          </w:tcPr>
+          <w:p>
+            <w:r>
+              <w:rPr>
+                <w:rFonts w:ascii="Consolas" w:hAnsi="Consolas"/>
+                <w:sz w:val="18"/>
+              </w:rPr>
+              <w:t>prov:wasAttributedTo</w:t>
+            </w:r>
+          </w:p>
+        </w:tc>
+        <w:tc>
+          <w:tcPr>
+            <w:tcW w:type="dxa" w:w="2160"/>
+          </w:tcPr>
+          <w:p>
+            <w:r>
+              <w:t>完全</w:t>
+            </w:r>
+          </w:p>
+        </w:tc>
+      </w:tr>
+      <w:tr>
+        <w:tc>
+          <w:tcPr>
+            <w:tcW w:type="dxa" w:w="2160"/>
+          </w:tcPr>
+          <w:p>
+            <w:r>
+              <w:t>effective_from</w:t>
+            </w:r>
+          </w:p>
+        </w:tc>
+        <w:tc>
+          <w:tcPr>
+            <w:tcW w:type="dxa" w:w="2160"/>
+          </w:tcPr>
+          <w:p>
+            <w:r>
+              <w:rPr>
+                <w:rFonts w:ascii="Consolas" w:hAnsi="Consolas"/>
+                <w:sz w:val="18"/>
+              </w:rPr>
+              <w:t>validFrom</w:t>
+            </w:r>
+          </w:p>
+        </w:tc>
+        <w:tc>
+          <w:tcPr>
+            <w:tcW w:type="dxa" w:w="2160"/>
+          </w:tcPr>
+          <w:p>
+            <w:r>
+              <w:rPr>
+                <w:rFonts w:ascii="Consolas" w:hAnsi="Consolas"/>
+                <w:sz w:val="18"/>
+              </w:rPr>
+              <w:t>prov:generatedAtTime</w:t>
+            </w:r>
+          </w:p>
+        </w:tc>
+        <w:tc>
+          <w:tcPr>
+            <w:tcW w:type="dxa" w:w="2160"/>
+          </w:tcPr>
+          <w:p>
+            <w:r>
+              <w:t>部分（必须选 validFrom，不是 datePublished）</w:t>
+            </w:r>
+          </w:p>
+        </w:tc>
+      </w:tr>
+      <w:tr>
+        <w:tc>
+          <w:tcPr>
+            <w:tcW w:type="dxa" w:w="2160"/>
+          </w:tcPr>
+          <w:p>
+            <w:r>
+              <w:t>applies_to</w:t>
+            </w:r>
+          </w:p>
+        </w:tc>
+        <w:tc>
+          <w:tcPr>
+            <w:tcW w:type="dxa" w:w="2160"/>
+          </w:tcPr>
+          <w:p>
+            <w:r>
+              <w:rPr>
+                <w:rFonts w:ascii="Consolas" w:hAnsi="Consolas"/>
+                <w:sz w:val="18"/>
+              </w:rPr>
+              <w:t>spatialCoverage</w:t>
+            </w:r>
+          </w:p>
+        </w:tc>
+        <w:tc>
+          <w:tcPr>
+            <w:tcW w:type="dxa" w:w="2160"/>
+          </w:tcPr>
+          <w:p>
+            <w:r>
+              <w:t>—</w:t>
+            </w:r>
+          </w:p>
+        </w:tc>
+        <w:tc>
+          <w:tcPr>
+            <w:tcW w:type="dxa" w:w="2160"/>
+          </w:tcPr>
+          <w:p>
+            <w:r>
+              <w:t>完全</w:t>
+            </w:r>
+          </w:p>
+        </w:tc>
+      </w:tr>
+      <w:tr>
+        <w:tc>
+          <w:tcPr>
+            <w:tcW w:type="dxa" w:w="2160"/>
+          </w:tcPr>
+          <w:p>
+            <w:r>
+              <w:t>mentions</w:t>
+            </w:r>
+          </w:p>
+        </w:tc>
+        <w:tc>
+          <w:tcPr>
+            <w:tcW w:type="dxa" w:w="2160"/>
+          </w:tcPr>
+          <w:p>
+            <w:r>
+              <w:rPr>
+                <w:rFonts w:ascii="Consolas" w:hAnsi="Consolas"/>
+                <w:sz w:val="18"/>
+              </w:rPr>
+              <w:t>mentions</w:t>
+            </w:r>
+          </w:p>
+        </w:tc>
+        <w:tc>
+          <w:tcPr>
+            <w:tcW w:type="dxa" w:w="2160"/>
+          </w:tcPr>
+          <w:p>
+            <w:r>
+              <w:t>—</w:t>
+            </w:r>
+          </w:p>
+        </w:tc>
+        <w:tc>
+          <w:tcPr>
+            <w:tcW w:type="dxa" w:w="2160"/>
+          </w:tcPr>
+          <w:p>
+            <w:r>
+              <w:t>完全</w:t>
+            </w:r>
+          </w:p>
+        </w:tc>
+      </w:tr>
+    </w:tbl>
+    <w:p/>
+    <w:p>
+      <w:r>
+        <w:rPr>
+          <w:b/>
+        </w:rPr>
+        <w:t>5 类实体 + 8 个关系中：7 项 exact、6 项 partial、2 项在词汇表里无对应（属本体自定义扩展）。</w:t>
+      </w:r>
+    </w:p>
+    <w:p>
+      <w:r>
+        <w:rPr>
+          <w:b/>
+        </w:rPr>
+        <w:t>为什么映射到 Schema.org 与 PROV-O 而不是国标</w:t>
+      </w:r>
+      <w:r>
+        <w:t>：这两个词汇表是</w:t>
+      </w:r>
+      <w:r>
+        <w:rPr>
+          <w:b/>
+        </w:rPr>
+        <w:t>公开可查</w:t>
+      </w:r>
+      <w:r>
+        <w:t>的（</w:t>
+      </w:r>
+      <w:r>
+        <w:rPr>
+          <w:rFonts w:ascii="Consolas" w:hAnsi="Consolas"/>
+          <w:sz w:val="18"/>
+        </w:rPr>
+        <w:t>schema.org</w:t>
+      </w:r>
+      <w:r>
+        <w:t>、</w:t>
+      </w:r>
+      <w:r>
+        <w:rPr>
+          <w:rFonts w:ascii="Consolas" w:hAnsi="Consolas"/>
+          <w:sz w:val="18"/>
+        </w:rPr>
+        <w:t>w3.org/TR/prov-o</w:t>
+      </w:r>
+      <w:r>
+        <w:t>），</w:t>
+      </w:r>
+    </w:p>
+    <w:p>
+      <w:r>
+        <w:t>评委可当场打开核对；而政务国标（如《政务信息资源目录体系》）的原文我们</w:t>
+      </w:r>
+      <w:r>
+        <w:rPr>
+          <w:b/>
+        </w:rPr>
+        <w:t>没有拿到</w:t>
+      </w:r>
+      <w:r>
+        <w:t>，硬写条款号等于编造。</w:t>
+      </w:r>
+    </w:p>
+    <w:p>
+      <w:r>
+        <w:rPr>
+          <w:b/>
+        </w:rPr>
+        <w:t>这是「概念来源可追溯」，不是「已通过标准认证」</w:t>
+      </w:r>
+      <w:r>
+        <w:t xml:space="preserve"> —— 两件事的强度不同，答辩时不能混。</w:t>
+      </w:r>
+    </w:p>
+    <w:p>
+      <w:r>
+        <w:rPr>
+          <w:b/>
+        </w:rPr>
+        <w:t>校验</w:t>
+      </w:r>
+      <w:r>
+        <w:t>：</w:t>
+      </w:r>
+      <w:r>
+        <w:rPr>
+          <w:rFonts w:ascii="Consolas" w:hAnsi="Consolas"/>
+          <w:sz w:val="18"/>
+        </w:rPr>
+        <w:t>python3 tools/check-standard-mapping.py</w:t>
+      </w:r>
+      <w:r>
+        <w:t xml:space="preserve"> 检查四件事 —— schema 的每个实体/关系都有映射、</w:t>
+      </w:r>
+    </w:p>
+    <w:p>
+      <w:r>
+        <w:t>映射里没有 schema 不认识的 id、每条映射至少指向一个词汇表、</w:t>
+      </w:r>
+      <w:r>
+        <w:rPr>
+          <w:rFonts w:ascii="Consolas" w:hAnsi="Consolas"/>
+          <w:sz w:val="18"/>
+        </w:rPr>
+        <w:t>summary</w:t>
+      </w:r>
+      <w:r>
+        <w:t xml:space="preserve"> 声明的数字与实际统计一致。</w:t>
+      </w:r>
+    </w:p>
+    <w:p>
+      <w:r>
+        <w:rPr>
+          <w:b/>
+        </w:rPr>
+        <w:t>自测 7/7</w:t>
+      </w:r>
+      <w:r>
+        <w:t>（含六种畸形输入：删映射、拼错 id、词汇表全空、summary 数字不符、coverage 非法）。</w:t>
+      </w:r>
+    </w:p>
+    <w:p>
       <w:pPr>
         <w:pStyle w:val="Heading3"/>
       </w:pPr>
@@ -4720,7 +6974,7 @@
                 <w:rFonts w:ascii="Consolas" w:hAnsi="Consolas"/>
                 <w:sz w:val="18"/>
               </w:rPr>
-              <w:t>075911b6ece21d948711e190f3d6a8ee9a7f1187b6a7a9c8a883b2c2b4476846</w:t>
+              <w:t>075911b6ece21d948540e190f3d6a8ee9a7f1187b6a7a9c8a883b2c2b4476846</w:t>
             </w:r>
             <w:r>
               <w:t xml:space="preserve">，与数据集仓库内 LFS 指针声明的 </w:t>
@@ -7128,6 +9382,138 @@
       </w:r>
       <w:r>
         <w:t>的 bug（本项目自建的 X17 断言集、成本归因 A1–A7、MCP 探针均由此而来）。</w:t>
+      </w:r>
+    </w:p>
+    <w:p>
+      <w:pPr>
+        <w:pStyle w:val="ListNumber"/>
+      </w:pPr>
+      <w:r>
+        <w:rPr>
+          <w:b/>
+        </w:rPr>
+        <w:t>判据的设计方法论来自自建元框架</w:t>
+      </w:r>
+      <w:r>
+        <w:t>：本作品的四个关键判据不是凭直觉加的，而是由作者自建的 7 站元框架</w:t>
+      </w:r>
+    </w:p>
+    <w:p>
+      <w:r>
+        <w:t>流水线（</w:t>
+      </w:r>
+      <w:r>
+        <w:rPr>
+          <w:rFonts w:ascii="Consolas" w:hAnsi="Consolas"/>
+          <w:sz w:val="18"/>
+        </w:rPr>
+        <w:t>127.0.0.1:8101</w:t>
+      </w:r>
+      <w:r>
+        <w:t xml:space="preserve">）的四条原则导出的 —— </w:t>
+      </w:r>
+      <w:r>
+        <w:rPr>
+          <w:rFonts w:ascii="Consolas" w:hAnsi="Consolas"/>
+          <w:sz w:val="18"/>
+        </w:rPr>
+        <w:t>adversary</w:t>
+      </w:r>
+      <w:r>
+        <w:t>（把契约自己的字面量往旁边推一格，看生成物</w:t>
+      </w:r>
+    </w:p>
+    <w:p>
+      <w:r>
+        <w:t xml:space="preserve">会不会当场塌）对应 </w:t>
+      </w:r>
+      <w:r>
+        <w:rPr>
+          <w:rFonts w:ascii="Consolas" w:hAnsi="Consolas"/>
+          <w:sz w:val="18"/>
+        </w:rPr>
+        <w:t>verify_quote</w:t>
+      </w:r>
+      <w:r>
+        <w:t xml:space="preserve"> 的 16 条对抗用例；</w:t>
+      </w:r>
+      <w:r>
+        <w:rPr>
+          <w:rFonts w:ascii="Consolas" w:hAnsi="Consolas"/>
+          <w:sz w:val="18"/>
+        </w:rPr>
+        <w:t>audit</w:t>
+      </w:r>
+      <w:r>
+        <w:t>（每条结论必须带出处）对应每个环带</w:t>
+      </w:r>
+    </w:p>
+    <w:p>
+      <w:r>
+        <w:rPr>
+          <w:rFonts w:ascii="Consolas" w:hAnsi="Consolas"/>
+          <w:sz w:val="18"/>
+        </w:rPr>
+        <w:t>chunk_id</w:t>
+      </w:r>
+      <w:r>
+        <w:t xml:space="preserve"> + </w:t>
+      </w:r>
+      <w:r>
+        <w:rPr>
+          <w:rFonts w:ascii="Consolas" w:hAnsi="Consolas"/>
+          <w:sz w:val="18"/>
+        </w:rPr>
+        <w:t>asset_id</w:t>
+      </w:r>
+      <w:r>
+        <w:t>；</w:t>
+      </w:r>
+      <w:r>
+        <w:rPr>
+          <w:rFonts w:ascii="Consolas" w:hAnsi="Consolas"/>
+          <w:sz w:val="18"/>
+        </w:rPr>
+        <w:t>arena</w:t>
+      </w:r>
+      <w:r>
+        <w:t>（同一句话几个候选各答一遍，摆在一起看）对应三个工具并列而不是一个</w:t>
+      </w:r>
+    </w:p>
+    <w:p>
+      <w:r>
+        <w:t>万能工具；</w:t>
+      </w:r>
+      <w:r>
+        <w:rPr>
+          <w:rFonts w:ascii="Consolas" w:hAnsi="Consolas"/>
+          <w:sz w:val="18"/>
+        </w:rPr>
+        <w:t>advisory</w:t>
+      </w:r>
+      <w:r>
+        <w:t xml:space="preserve">（LLM 建议不能覆盖实测值或执行判定）对应 </w:t>
+      </w:r>
+      <w:r>
+        <w:rPr>
+          <w:rFonts w:ascii="Consolas" w:hAnsi="Consolas"/>
+          <w:sz w:val="18"/>
+        </w:rPr>
+        <w:t>review_gate</w:t>
+      </w:r>
+      <w:r>
+        <w:t xml:space="preserve"> 只放行人工确认过的。</w:t>
+      </w:r>
+    </w:p>
+    <w:p>
+      <w:r>
+        <w:rPr>
+          <w:b/>
+        </w:rPr>
+        <w:t>这四条是设计工具，不是运行时依赖</w:t>
+      </w:r>
+      <w:r>
+        <w:t xml:space="preserve"> —— 元框架本身不参与演示链路，但它决定了判据长什么样。</w:t>
       </w:r>
     </w:p>
     <w:p>
@@ -9680,7 +12066,22 @@
         <w:br/>
         <w:t>├── 答辩稿.md                            ← 决赛答辩稿（15 分钟逐页展示 + 5 分钟问答预案）</w:t>
         <w:br/>
-        <w:t>├── 开源仓库（GitHub）                    ← ✅ https://github.com/Endminlord/ict-decision-agent（Public · Apache-2.0 · 98 文件 · 已开源截图见 evidence/16）</w:t>
+        <w:t xml:space="preserve">├── 开源仓库（GitHub）                    ← ✅ https://github.com/Endminlord/ict-decision-agent（Public · Apache-2.0 · </w:t>
+      </w:r>
+      <w:r>
+        <w:rPr>
+          <w:rFonts w:ascii="Consolas" w:hAnsi="Consolas"/>
+          <w:b/>
+          <w:sz w:val="18"/>
+        </w:rPr>
+        <w:t>280 文件</w:t>
+      </w:r>
+      <w:r>
+        <w:rPr>
+          <w:rFonts w:ascii="Consolas" w:hAnsi="Consolas"/>
+          <w:sz w:val="18"/>
+        </w:rPr>
+        <w:t xml:space="preserve"> · 已开源截图见 evidence/16）</w:t>
         <w:br/>
         <w:t>│   ├── 01-skill-workbench-report.mp4    （19.0 s · 38 帧 @2fps）自建 Skill 端到端</w:t>
         <w:br/>
@@ -9777,57 +12178,96 @@
         <w:t>已开源</w:t>
       </w:r>
       <w:r>
-        <w:t xml:space="preserve">（2026-10-15）：https://github.com/Endminlord/ict-decision-agent —— Public · Apache-2.0 · 98 文件 · 默认分支 </w:t>
+        <w:t xml:space="preserve">（2026-10-15，2026-10-21 同步决赛版）：https://github.com/Endminlord/ict-decision-agent —— Public · Apache-2.0 · </w:t>
+      </w:r>
+      <w:r>
+        <w:rPr>
+          <w:b/>
+        </w:rPr>
+        <w:t>280 文件</w:t>
+      </w:r>
+      <w:r>
+        <w:t>（</w:t>
       </w:r>
       <w:r>
         <w:rPr>
           <w:rFonts w:ascii="Consolas" w:hAnsi="Consolas"/>
           <w:sz w:val="18"/>
         </w:rPr>
-        <w:t>main</w:t>
-      </w:r>
-      <w:r>
-        <w:t xml:space="preserve">。开源前完成全量密钥扫描（修掉 </w:t>
+        <w:t>git ls-files | wc -l</w:t>
+      </w:r>
+      <w:r>
+        <w:t xml:space="preserve">）· 默认分支 </w:t>
       </w:r>
       <w:r>
         <w:rPr>
           <w:rFonts w:ascii="Consolas" w:hAnsi="Consolas"/>
           <w:sz w:val="18"/>
         </w:rPr>
-        <w:t>tools/subset-incremental.py</w:t>
-      </w:r>
-      <w:r>
-        <w:t xml:space="preserve"> 里一处硬编码的 ES 密码）。推送踩的三个坑（HTTP/2 framing error、gh-proxy URL 改写、PAT 认证）记录在 </w:t>
+        <w:t>main</w:t>
+      </w:r>
+      <w:r>
+        <w:t xml:space="preserve"> · 远端 HEAD </w:t>
       </w:r>
       <w:r>
         <w:rPr>
           <w:rFonts w:ascii="Consolas" w:hAnsi="Consolas"/>
           <w:sz w:val="18"/>
         </w:rPr>
-        <w:t>开源仓库说明.md</w:t>
-      </w:r>
-      <w:r>
-        <w:t xml:space="preserve">。提交作者已修正为 </w:t>
+        <w:t>0b21dc5</w:t>
+      </w:r>
+      <w:r>
+        <w:t xml:space="preserve">。开源前完成全量密钥扫描（修掉 </w:t>
       </w:r>
       <w:r>
         <w:rPr>
           <w:rFonts w:ascii="Consolas" w:hAnsi="Consolas"/>
           <w:sz w:val="18"/>
         </w:rPr>
-        <w:t>Endminlord</w:t>
-      </w:r>
-      <w:r>
-        <w:t xml:space="preserve">（远端 </w:t>
+        <w:t>tools/subset-incremental.py</w:t>
+      </w:r>
+      <w:r>
+        <w:t xml:space="preserve"> 里一处硬编码的 ES 密码；仓库内 </w:t>
       </w:r>
       <w:r>
         <w:rPr>
           <w:rFonts w:ascii="Consolas" w:hAnsi="Consolas"/>
           <w:sz w:val="18"/>
         </w:rPr>
-        <w:t>e7a5fc4</w:t>
-      </w:r>
-      <w:r>
-        <w:t>，GitHub 已关联账号）。</w:t>
+        <w:t>git ls-files</w:t>
+      </w:r>
+      <w:r>
+        <w:t xml:space="preserve"> 复核无 </w:t>
+      </w:r>
+      <w:r>
+        <w:rPr>
+          <w:rFonts w:ascii="Consolas" w:hAnsi="Consolas"/>
+          <w:sz w:val="18"/>
+        </w:rPr>
+        <w:t>.env</w:t>
+      </w:r>
+      <w:r>
+        <w:t xml:space="preserve"> / 密钥类文件）。推送踩的三个坑（HTTP/2 framing error、gh-proxy URL 改写、PAT 认证）记录在 </w:t>
+      </w:r>
+      <w:r>
+        <w:rPr>
+          <w:rFonts w:ascii="Consolas" w:hAnsi="Consolas"/>
+          <w:sz w:val="18"/>
+        </w:rPr>
+        <w:t>开源仓库说明.md</w:t>
+      </w:r>
+      <w:r>
+        <w:t xml:space="preserve">。提交作者已修正为 </w:t>
+      </w:r>
+      <w:r>
+        <w:rPr>
+          <w:rFonts w:ascii="Consolas" w:hAnsi="Consolas"/>
+          <w:sz w:val="18"/>
+        </w:rPr>
+        <w:t>Endminlord</w:t>
+      </w:r>
+      <w:r>
+        <w:t>（GitHub 已关联账号）。</w:t>
       </w:r>
     </w:p>
     <w:sectPr>
